--- a/Abdulrazzaq-Shewia-Resume.docx
+++ b/Abdulrazzaq-Shewia-Resume.docx
@@ -127,8 +127,8 @@
         <w:rPr>
           <w:rFonts w:eastAsiaTheme="minorEastAsia" w:cstheme="minorBidi"/>
           <w:color w:val="000000"/>
-          <w:sz w:val="22"/>
-          <w:szCs w:val="22"/>
+          <w:sz w:val="16"/>
+          <w:szCs w:val="16"/>
         </w:rPr>
       </w:pPr>
     </w:p>
@@ -696,14 +696,19 @@
           <w:right w:val="nil"/>
           <w:between w:val="nil"/>
         </w:pBdr>
+        <w:spacing w:line="240" w:lineRule="auto"/>
         <w:ind w:left="-270" w:right="-450"/>
         <w:jc w:val="right"/>
         <w:rPr>
-          <w:b/>
-          <w:bCs/>
-        </w:rPr>
-      </w:pPr>
-      <w:r>
+          <w:i/>
+          <w:sz w:val="16"/>
+        </w:rPr>
+      </w:pPr>
+      <w:r>
+        <w:rPr>
+          <w:i/>
+          <w:sz w:val="16"/>
+        </w:rPr>
         <w:t>Detroit Metropolitan Area, MI</w:t>
       </w:r>
     </w:p>
@@ -1049,12 +1054,21 @@
         <w:spacing w:line="240" w:lineRule="auto"/>
         <w:ind w:left="-270" w:right="-450"/>
       </w:pPr>
+      <w:proofErr w:type="spellStart"/>
       <w:r>
         <w:rPr>
           <w:b/>
           <w:sz w:val="16"/>
         </w:rPr>
-        <w:t>CampusGear Equipment Checkout System</w:t>
+        <w:t>CampusGear</w:t>
+      </w:r>
+      <w:proofErr w:type="spellEnd"/>
+      <w:r>
+        <w:rPr>
+          <w:b/>
+          <w:sz w:val="16"/>
+        </w:rPr>
+        <w:t xml:space="preserve"> Equipment Checkout System</w:t>
       </w:r>
       <w:r>
         <w:rPr>
@@ -1257,13 +1271,16 @@
         <w:rPr>
           <w:b/>
           <w:bCs/>
+          <w:sz w:val="20"/>
+          <w:szCs w:val="20"/>
         </w:rPr>
       </w:pPr>
       <w:r>
         <w:rPr>
           <w:b/>
           <w:bCs/>
-          <w:sz w:val="16"/>
+          <w:sz w:val="20"/>
+          <w:szCs w:val="20"/>
         </w:rPr>
         <w:t>Developing Secure Software &amp; Infrastructure Labs</w:t>
       </w:r>
@@ -1271,8 +1288,32 @@
         <w:rPr>
           <w:b/>
           <w:bCs/>
+          <w:sz w:val="20"/>
+          <w:szCs w:val="20"/>
         </w:rPr>
         <w:t xml:space="preserve"> </w:t>
+      </w:r>
+    </w:p>
+    <w:p>
+      <w:pPr>
+        <w:pBdr>
+          <w:top w:val="nil"/>
+          <w:left w:val="nil"/>
+          <w:bottom w:val="nil"/>
+          <w:right w:val="nil"/>
+          <w:between w:val="nil"/>
+        </w:pBdr>
+        <w:spacing w:line="240" w:lineRule="auto"/>
+        <w:ind w:left="-270" w:right="-450"/>
+        <w:rPr>
+          <w:b/>
+          <w:bCs/>
+        </w:rPr>
+      </w:pPr>
+      <w:r>
+        <w:pict w14:anchorId="111D6DF3">
+          <v:rect id="_x0000_i1030" style="width:0;height:1.5pt" o:hralign="center" o:hrstd="t" o:hr="t" fillcolor="#a0a0a0" stroked="f"/>
+        </w:pict>
       </w:r>
     </w:p>
     <w:p>
@@ -1356,7 +1397,7 @@
     </w:p>
     <w:sectPr>
       <w:pgSz w:w="12240" w:h="15840"/>
-      <w:pgMar w:top="450" w:right="1440" w:bottom="540" w:left="1440" w:header="0" w:footer="720" w:gutter="0"/>
+      <w:pgMar w:top="270" w:right="1440" w:bottom="0" w:left="1440" w:header="0" w:footer="720" w:gutter="0"/>
       <w:pgNumType w:start="1"/>
       <w:cols w:space="720"/>
     </w:sectPr>

--- a/Abdulrazzaq-Shewia-Resume.docx
+++ b/Abdulrazzaq-Shewia-Resume.docx
@@ -141,19 +141,6 @@
       <w:r>
         <w:t>EDUCATION</w:t>
       </w:r>
-    </w:p>
-    <w:p>
-      <w:pPr>
-        <w:pBdr>
-          <w:top w:val="nil"/>
-          <w:left w:val="nil"/>
-          <w:bottom w:val="nil"/>
-          <w:right w:val="nil"/>
-          <w:between w:val="nil"/>
-        </w:pBdr>
-        <w:spacing w:after="15"/>
-        <w:ind w:left="-270" w:right="-450"/>
-      </w:pPr>
       <w:r>
         <w:pict w14:anchorId="6B593D65">
           <v:rect id="_x0000_i1025" style="width:0;height:1.5pt" o:hralign="center" o:hrstd="t" o:hr="t" fillcolor="#a0a0a0" stroked="f"/>
@@ -266,18 +253,6 @@
       <w:r>
         <w:t>TECHNICAL SKILLS</w:t>
       </w:r>
-    </w:p>
-    <w:p>
-      <w:pPr>
-        <w:pBdr>
-          <w:top w:val="nil"/>
-          <w:left w:val="nil"/>
-          <w:bottom w:val="nil"/>
-          <w:right w:val="nil"/>
-          <w:between w:val="nil"/>
-        </w:pBdr>
-        <w:ind w:left="-270" w:right="-450"/>
-      </w:pPr>
       <w:r>
         <w:pict w14:anchorId="3074B127">
           <v:rect id="_x0000_i1026" style="width:0;height:1.5pt" o:hralign="center" o:hrstd="t" o:hr="t" fillcolor="#a0a0a0" stroked="f"/>
@@ -389,18 +364,6 @@
       <w:r>
         <w:t>PROFESSIONAL CERTIFICATIONS</w:t>
       </w:r>
-    </w:p>
-    <w:p>
-      <w:pPr>
-        <w:pBdr>
-          <w:top w:val="nil"/>
-          <w:left w:val="nil"/>
-          <w:bottom w:val="nil"/>
-          <w:right w:val="nil"/>
-          <w:between w:val="nil"/>
-        </w:pBdr>
-        <w:ind w:left="-270" w:right="-450"/>
-      </w:pPr>
       <w:r>
         <w:pict w14:anchorId="016B3D22">
           <v:rect id="_x0000_i1027" style="width:0;height:1.5pt" o:hralign="center" o:hrstd="t" o:hr="t" fillcolor="#a0a0a0" stroked="f"/>
@@ -642,22 +605,9 @@
       <w:r>
         <w:t>PROFESSIONAL EXPERIENCE</w:t>
       </w:r>
-    </w:p>
-    <w:p>
-      <w:pPr>
-        <w:pBdr>
-          <w:top w:val="nil"/>
-          <w:left w:val="nil"/>
-          <w:bottom w:val="nil"/>
-          <w:right w:val="nil"/>
-          <w:between w:val="nil"/>
-        </w:pBdr>
-        <w:spacing w:after="15"/>
-        <w:ind w:left="-270" w:right="-450"/>
-      </w:pPr>
       <w:r>
         <w:pict w14:anchorId="33E46180">
-          <v:rect id="_x0000_i1028" style="width:0;height:1.5pt" o:hralign="center" o:hrstd="t" o:hr="t" fillcolor="#a0a0a0" stroked="f"/>
+          <v:rect id="_x0000_i1034" style="width:0;height:1.5pt" o:hralign="center" o:hrstd="t" o:hr="t" fillcolor="#a0a0a0" stroked="f"/>
         </w:pict>
       </w:r>
     </w:p>
